--- a/input/ISO_TS_14812.docx
+++ b/input/ISO_TS_14812.docx
@@ -432,14 +432,12 @@
         </w:rPr>
         <w:t xml:space="preserve"> principles and methods</w:t>
       </w:r>
-      <w:proofErr w:type="gramStart"/>
       <w:r>
         <w:rPr>
           <w:lang w:val="en-GB"/>
         </w:rPr>
         <w:t>”, and</w:t>
       </w:r>
-      <w:proofErr w:type="gramEnd"/>
       <w:r>
         <w:rPr>
           <w:lang w:val="en-GB"/>
@@ -1114,7 +1112,6 @@
         </w:rPr>
         <w:t xml:space="preserve">), the </w:t>
       </w:r>
-      <w:proofErr w:type="spellStart"/>
       <w:r>
         <w:rPr>
           <w:i/>
@@ -1122,7 +1119,6 @@
         </w:rPr>
         <w:t>StandardLand</w:t>
       </w:r>
-      <w:proofErr w:type="spellEnd"/>
       <w:r>
         <w:rPr>
           <w:lang w:val="en-GB"/>
@@ -1149,17 +1145,8 @@
           <w:i/>
           <w:lang w:val="en-GB"/>
         </w:rPr>
-        <w:t xml:space="preserve">OBP </w:t>
-      </w:r>
-      <w:proofErr w:type="spellStart"/>
-      <w:r>
-        <w:rPr>
-          <w:i/>
-          <w:lang w:val="en-GB"/>
-        </w:rPr>
-        <w:t>plataform</w:t>
-      </w:r>
-      <w:proofErr w:type="spellEnd"/>
+        <w:t>OBP plataform</w:t>
+      </w:r>
       <w:r>
         <w:rPr>
           <w:lang w:val="en-GB"/>
@@ -1653,15 +1640,14 @@
       </w:pPr>
       <w:r>
         <w:rPr>
-          <w:noProof/>
           <w:lang w:val="en-GB"/>
         </w:rPr>
         <w:lastRenderedPageBreak/>
         <w:drawing>
-          <wp:inline distT="0" distB="0" distL="0" distR="0" wp14:anchorId="34919DDA" wp14:editId="4E8F7B63">
-            <wp:extent cx="6300470" cy="3702050"/>
-            <wp:effectExtent l="0" t="0" r="5080" b="0"/>
-            <wp:docPr id="1838214403" name="Obrázek 1"/>
+          <wp:inline distT="0" distB="0" distL="0" distR="0" wp14:anchorId="6E73617C" wp14:editId="20EEF449">
+            <wp:extent cx="6300470" cy="3670935"/>
+            <wp:effectExtent l="0" t="0" r="0" b="0"/>
+            <wp:docPr id="1968379767" name="Picture 1"/>
             <wp:cNvGraphicFramePr>
               <a:graphicFrameLocks xmlns:a="http://schemas.openxmlformats.org/drawingml/2006/main" noChangeAspect="1"/>
             </wp:cNvGraphicFramePr>
@@ -1669,36 +1655,23 @@
               <a:graphicData uri="http://schemas.openxmlformats.org/drawingml/2006/picture">
                 <pic:pic xmlns:pic="http://schemas.openxmlformats.org/drawingml/2006/picture">
                   <pic:nvPicPr>
-                    <pic:cNvPr id="0" name="Picture 6"/>
-                    <pic:cNvPicPr>
-                      <a:picLocks noChangeAspect="1" noChangeArrowheads="1"/>
-                    </pic:cNvPicPr>
+                    <pic:cNvPr id="1968379767" name=""/>
+                    <pic:cNvPicPr/>
                   </pic:nvPicPr>
                   <pic:blipFill>
-                    <a:blip r:embed="rId13">
-                      <a:extLst>
-                        <a:ext uri="{28A0092B-C50C-407E-A947-70E740481C1C}">
-                          <a14:useLocalDpi xmlns:a14="http://schemas.microsoft.com/office/drawing/2010/main" val="0"/>
-                        </a:ext>
-                      </a:extLst>
-                    </a:blip>
-                    <a:srcRect/>
+                    <a:blip r:embed="rId13"/>
                     <a:stretch>
                       <a:fillRect/>
                     </a:stretch>
                   </pic:blipFill>
-                  <pic:spPr bwMode="auto">
+                  <pic:spPr>
                     <a:xfrm>
                       <a:off x="0" y="0"/>
-                      <a:ext cx="6300470" cy="3702050"/>
+                      <a:ext cx="6300470" cy="3670935"/>
                     </a:xfrm>
                     <a:prstGeom prst="rect">
                       <a:avLst/>
                     </a:prstGeom>
-                    <a:noFill/>
-                    <a:ln>
-                      <a:noFill/>
-                    </a:ln>
                   </pic:spPr>
                 </pic:pic>
               </a:graphicData>
@@ -2487,21 +2460,7 @@
         <w:rPr>
           <w:lang w:val="en-GB"/>
         </w:rPr>
-        <w:t xml:space="preserve">(the described document). The principles and tools based on the ISO 704 standard are formulated, the source is cited, the use of SW Enterprise Architect (EA) as the main tool for creating UML models, the use of the GitHub environment for version management and approving changes, or the use of the </w:t>
-      </w:r>
-      <w:proofErr w:type="spellStart"/>
-      <w:r>
-        <w:rPr>
-          <w:lang w:val="en-GB"/>
-        </w:rPr>
-        <w:t>LemonTree</w:t>
-      </w:r>
-      <w:proofErr w:type="spellEnd"/>
-      <w:r>
-        <w:rPr>
-          <w:lang w:val="en-GB"/>
-        </w:rPr>
-        <w:t xml:space="preserve"> tool for comparing differences between individual versions of models and merging them.</w:t>
+        <w:t>(the described document). The principles and tools based on the ISO 704 standard are formulated, the source is cited, the use of SW Enterprise Architect (EA) as the main tool for creating UML models, the use of the GitHub environment for version management and approving changes, or the use of the LemonTree tool for comparing differences between individual versions of models and merging them.</w:t>
       </w:r>
     </w:p>
     <w:p>
@@ -2564,21 +2523,7 @@
         <w:rPr>
           <w:lang w:val="en-GB"/>
         </w:rPr>
-        <w:t xml:space="preserve">1). Experts from ISO/TC 204 have free licenses available for both EA and </w:t>
-      </w:r>
-      <w:proofErr w:type="spellStart"/>
-      <w:r>
-        <w:rPr>
-          <w:lang w:val="en-GB"/>
-        </w:rPr>
-        <w:t>LemonTree</w:t>
-      </w:r>
-      <w:proofErr w:type="spellEnd"/>
-      <w:r>
-        <w:rPr>
-          <w:lang w:val="en-GB"/>
-        </w:rPr>
-        <w:t xml:space="preserve"> software.</w:t>
+        <w:t>1). Experts from ISO/TC 204 have free licenses available for both EA and LemonTree software.</w:t>
       </w:r>
     </w:p>
     <w:p>
